--- a/docs/user-guides/manuals/user-manual-system-admin.th.docx
+++ b/docs/user-guides/manuals/user-manual-system-admin.th.docx
@@ -181,7 +181,7 @@
           <w:sz w:val="28"/>
           <w:szCs w:val="28"/>
         </w:rPr>
-        <w:t xml:space="preserve">เวอร์ชันระบบ v1.5.0</w:t>
+        <w:t xml:space="preserve">เวอร์ชันระบบ v1.7.1</w:t>
       </w:r>
       <w:r>
         <w:rPr>
@@ -197,7 +197,7 @@
           <w:sz w:val="28"/>
           <w:szCs w:val="28"/>
         </w:rPr>
-        <w:t xml:space="preserve">ปรับปรุงล่าสุด 11 กันยายน 2026</w:t>
+        <w:t xml:space="preserve">ปรับปรุงล่าสุด 18 กันยายน 2026</w:t>
       </w:r>
     </w:p>
     <w:p>
@@ -211,7 +211,7 @@
           <w:sz w:val="28"/>
           <w:szCs w:val="28"/>
         </w:rPr>
-        <w:t xml:space="preserve">คู่มือฉบับที่ 1.1</w:t>
+        <w:t xml:space="preserve">คู่มือฉบับที่ 1.3</w:t>
       </w:r>
     </w:p>
     <w:p>
@@ -1223,7 +1223,7 @@
           <w:sz w:val="32"/>
           <w:szCs w:val="32"/>
         </w:rPr>
-        <w:t xml:space="preserve">Active Tickets</w:t>
+        <w:t xml:space="preserve">เคสที่กำลังดำเนินการอยู่</w:t>
       </w:r>
     </w:p>
     <w:tbl>
@@ -1323,7 +1323,7 @@
                 <w:sz w:val="32"/>
                 <w:szCs w:val="32"/>
               </w:rPr>
-              <w:t xml:space="preserve">Tickets › Active Tickets</w:t>
+              <w:t xml:space="preserve">เคส › เคสที่กำลังดำเนินการอยู่</w:t>
             </w:r>
           </w:p>
         </w:tc>
@@ -1379,7 +1379,7 @@
                 <w:sz w:val="32"/>
                 <w:szCs w:val="32"/>
               </w:rPr>
-              <w:t xml:space="preserve">Tickets › Ticket History</w:t>
+              <w:t xml:space="preserve">เคส › ประวัติเคสที่ปิดไปแล้ว</w:t>
             </w:r>
           </w:p>
         </w:tc>
@@ -1435,7 +1435,7 @@
                 <w:sz w:val="32"/>
                 <w:szCs w:val="32"/>
               </w:rPr>
-              <w:t xml:space="preserve">Tickets › IOC Search</w:t>
+              <w:t xml:space="preserve">เคส › ค้นหา IOC</w:t>
             </w:r>
           </w:p>
         </w:tc>
@@ -1520,7 +1520,7 @@
                 <w:sz w:val="32"/>
                 <w:szCs w:val="32"/>
               </w:rPr>
-              <w:t xml:space="preserve">หน้า Active Tickets แสดงเฉพาะตั๋วที่มอบหมายให้ผู้ดูแลระบบ</w:t>
+              <w:t xml:space="preserve">หน้า Ticket ที่กำลังดำเนินการ แสดงเฉพาะตั๋วที่มอบหมายให้ผู้ดูแลระบบ</w:t>
             </w:r>
           </w:p>
           <w:p>
@@ -1563,7 +1563,7 @@
           <w:sz w:val="28"/>
           <w:szCs w:val="28"/>
         </w:rPr>
-        <w:t xml:space="preserve">หน้า Active Tickets แสดงเฉพาะตั๋วที่มอบหมายให้ผู้ดูแลระบบ</w:t>
+        <w:t xml:space="preserve">หน้า Ticket ที่กำลังดำเนินการ แสดงเฉพาะตั๋วที่มอบหมายให้ผู้ดูแลระบบ</w:t>
       </w:r>
     </w:p>
     <w:p>
@@ -1627,7 +1627,7 @@
           <w:sz w:val="32"/>
           <w:szCs w:val="32"/>
         </w:rPr>
-        <w:t xml:space="preserve">Active Tickets</w:t>
+        <w:t xml:space="preserve">เคสที่กำลังดำเนินการอยู่</w:t>
       </w:r>
       <w:r>
         <w:rPr>
@@ -2110,7 +2110,7 @@
         <w:pStyle w:val="Heading2"/>
       </w:pPr>
       <w:r>
-        <w:t xml:space="preserve">5.4 ดูตัวอย่างไฟล์แนบ และการยกเลิกตั๋ว (เพิ่ม v1.5.0)</w:t>
+        <w:t xml:space="preserve">5.4 ดูตัวอย่างไฟล์แนบ และการยกเลิกตั๋ว (ปรับปรุง v1.7.0)</w:t>
       </w:r>
     </w:p>
     <w:p>
@@ -2142,6 +2142,110 @@
         <w:t xml:space="preserve"> เปิดดูในแท็บใหม่ได้โดยไม่ต้องดาวน์โหลด (ไฟล์ประเภทอื่นยังเป็นการดาวน์โหลด และทุกกรณีผ่านการตรวจสิทธิ์)</w:t>
       </w:r>
     </w:p>
+    <w:tbl>
+      <w:tblPr>
+        <w:tblW w:type="dxa" w:w="9600"/>
+        <w:tblBorders>
+          <w:top w:val="single" w:color="F1F3F6" w:sz="2"/>
+          <w:left w:val="single" w:color="6C7888" w:sz="28"/>
+          <w:bottom w:val="single" w:color="F1F3F6" w:sz="2"/>
+          <w:right w:val="single" w:color="F1F3F6" w:sz="2"/>
+          <w:insideH w:val="single" w:color="auto" w:sz="4"/>
+          <w:insideV w:val="single" w:color="auto" w:sz="4"/>
+        </w:tblBorders>
+      </w:tblPr>
+      <w:tblGrid>
+        <w:gridCol w:w="9600"/>
+      </w:tblGrid>
+      <w:tr>
+        <w:tc>
+          <w:tcPr>
+            <w:tcW w:type="dxa" w:w="9600"/>
+            <w:shd w:fill="F1F3F6" w:color="auto" w:val="clear"/>
+            <w:tcMar>
+              <w:top w:type="dxa" w:w="140"/>
+              <w:left w:type="dxa" w:w="200"/>
+              <w:bottom w:type="dxa" w:w="140"/>
+              <w:right w:type="dxa" w:w="200"/>
+            </w:tcMar>
+          </w:tcPr>
+          <w:p>
+            <w:pPr>
+              <w:spacing w:after="60"/>
+            </w:pPr>
+            <w:r>
+              <w:rPr>
+                <w:b/>
+                <w:bCs/>
+                <w:color w:val="6C7888"/>
+                <w:sz w:val="30"/>
+                <w:szCs w:val="30"/>
+              </w:rPr>
+              <w:t xml:space="preserve">สิ่งที่ต้องจำ</w:t>
+            </w:r>
+          </w:p>
+          <w:p>
+            <w:pPr>
+              <w:spacing w:after="0"/>
+            </w:pPr>
+            <w:r>
+              <w:rPr>
+                <w:b/>
+                <w:bCs/>
+                <w:sz w:val="32"/>
+                <w:szCs w:val="32"/>
+              </w:rPr>
+              <w:t xml:space="preserve">ปรับปรุง v1.7.0: </w:t>
+            </w:r>
+            <w:r>
+              <w:rPr>
+                <w:sz w:val="32"/>
+                <w:szCs w:val="32"/>
+              </w:rPr>
+              <w:t xml:space="preserve">หน้าดูตัวอย่างใช้ได้ทั้งหลักฐานของตั๋วและ </w:t>
+            </w:r>
+            <w:r>
+              <w:rPr>
+                <w:b/>
+                <w:bCs/>
+                <w:sz w:val="32"/>
+                <w:szCs w:val="32"/>
+              </w:rPr>
+              <w:t xml:space="preserve">หลักฐานส่วนกลาง</w:t>
+            </w:r>
+            <w:r>
+              <w:rPr>
+                <w:sz w:val="32"/>
+                <w:szCs w:val="32"/>
+              </w:rPr>
+              <w:t xml:space="preserve"> ของเหตุการณ์ที่กระทบหลายระบบ (Project Incident) — เมื่อเปิดดูหลักฐานส่วนกลางจะมีปุ่ม </w:t>
+            </w:r>
+            <w:r>
+              <w:rPr>
+                <w:b/>
+                <w:bCs/>
+                <w:color w:val="1F2D3D"/>
+                <w:sz w:val="32"/>
+                <w:szCs w:val="32"/>
+              </w:rPr>
+              <w:t xml:space="preserve">กลับไปหน้ากลุ่ม</w:t>
+            </w:r>
+            <w:r>
+              <w:rPr>
+                <w:sz w:val="32"/>
+                <w:szCs w:val="32"/>
+              </w:rPr>
+              <w:t xml:space="preserve"> พากลับไปยังหน้ากลุ่มต้นเรื่อง</w:t>
+            </w:r>
+          </w:p>
+        </w:tc>
+      </w:tr>
+    </w:tbl>
+    <w:p>
+      <w:pPr>
+        <w:spacing w:after="80"/>
+      </w:pPr>
+    </w:p>
     <w:p>
       <w:pPr>
         <w:spacing w:after="120"/>
@@ -2203,6 +2307,258 @@
         <w:t xml:space="preserve"> — คำขอที่ค้างอยู่ไม่หยุดงานหรือนาฬิกา OLA</w:t>
       </w:r>
     </w:p>
+    <w:p>
+      <w:pPr>
+        <w:pStyle w:val="Heading2"/>
+      </w:pPr>
+      <w:r>
+        <w:t xml:space="preserve">5.5 ค้นหา IOC ในเคสที่คุณมองเห็น</w:t>
+      </w:r>
+    </w:p>
+    <w:p>
+      <w:pPr>
+        <w:spacing w:after="120"/>
+      </w:pPr>
+      <w:r>
+        <w:rPr>
+          <w:sz w:val="32"/>
+          <w:szCs w:val="32"/>
+        </w:rPr>
+        <w:t xml:space="preserve">เมนู </w:t>
+      </w:r>
+      <w:r>
+        <w:rPr>
+          <w:b/>
+          <w:bCs/>
+          <w:color w:val="245EA8"/>
+          <w:sz w:val="32"/>
+          <w:szCs w:val="32"/>
+        </w:rPr>
+        <w:t xml:space="preserve">เคส › ค้นหา IOC</w:t>
+      </w:r>
+      <w:r>
+        <w:rPr>
+          <w:sz w:val="32"/>
+          <w:szCs w:val="32"/>
+        </w:rPr>
+        <w:t xml:space="preserve"> (หัวข้อหน้าจอ: ค้นหา IOC / Ticket) ใช้ตรวจว่าค่าที่คุณพบบนเครื่อง — IP, โดเมน, ค่าแฮช หรือเลขตั๋ว — เคยปรากฏในเคสก่อนหน้าหรือไม่ ช่วยให้รู้ว่าเป็นเรื่องเดิมที่เคยแก้ไปแล้วหรือเป็นเรื่องใหม่</w:t>
+      </w:r>
+    </w:p>
+    <w:p>
+      <w:pPr>
+        <w:spacing w:after="120"/>
+      </w:pPr>
+      <w:r>
+        <w:rPr>
+          <w:sz w:val="32"/>
+          <w:szCs w:val="32"/>
+        </w:rPr>
+        <w:t xml:space="preserve">พิมพ์ค่าที่ต้องการลงช่องค้นหาแล้วกด </w:t>
+      </w:r>
+      <w:r>
+        <w:rPr>
+          <w:b/>
+          <w:bCs/>
+          <w:color w:val="1F2D3D"/>
+          <w:sz w:val="32"/>
+          <w:szCs w:val="32"/>
+        </w:rPr>
+        <w:t xml:space="preserve">ค้นหา</w:t>
+      </w:r>
+      <w:r>
+        <w:rPr>
+          <w:sz w:val="32"/>
+          <w:szCs w:val="32"/>
+        </w:rPr>
+        <w:t xml:space="preserve"> ระบบค้นจากเลข Ticket ชื่อระบบ IP ต้นทาง/ปลายทาง รายละเอียดเหตุการณ์ และค่าตัวบ่งชี้ที่ทีม SOC กรอกไว้</w:t>
+      </w:r>
+    </w:p>
+    <w:tbl>
+      <w:tblPr>
+        <w:tblW w:type="dxa" w:w="9600"/>
+        <w:tblBorders>
+          <w:top w:val="dashed" w:color="9DB4D4" w:sz="6"/>
+          <w:left w:val="dashed" w:color="9DB4D4" w:sz="6"/>
+          <w:bottom w:val="dashed" w:color="9DB4D4" w:sz="6"/>
+          <w:right w:val="dashed" w:color="9DB4D4" w:sz="6"/>
+          <w:insideH w:val="single" w:color="auto" w:sz="4"/>
+          <w:insideV w:val="single" w:color="auto" w:sz="4"/>
+        </w:tblBorders>
+      </w:tblPr>
+      <w:tblGrid>
+        <w:gridCol w:w="9600"/>
+      </w:tblGrid>
+      <w:tr>
+        <w:tc>
+          <w:tcPr>
+            <w:tcW w:type="dxa" w:w="9600"/>
+            <w:shd w:fill="F7F8FA" w:color="auto" w:val="clear"/>
+            <w:tcMar>
+              <w:top w:type="dxa" w:w="520"/>
+              <w:left w:type="dxa" w:w="200"/>
+              <w:bottom w:type="dxa" w:w="520"/>
+              <w:right w:type="dxa" w:w="200"/>
+            </w:tcMar>
+            <w:vAlign w:val="center"/>
+          </w:tcPr>
+          <w:p>
+            <w:pPr>
+              <w:spacing w:after="40"/>
+              <w:jc w:val="center"/>
+            </w:pPr>
+            <w:r>
+              <w:rPr>
+                <w:b/>
+                <w:bCs/>
+                <w:color w:val="6C7888"/>
+                <w:sz w:val="30"/>
+                <w:szCs w:val="30"/>
+              </w:rPr>
+              <w:t xml:space="preserve">[ ตำแหน่งภาพหน้าจอ ]</w:t>
+            </w:r>
+          </w:p>
+          <w:p>
+            <w:pPr>
+              <w:spacing w:after="40"/>
+              <w:jc w:val="center"/>
+            </w:pPr>
+            <w:r>
+              <w:rPr>
+                <w:color w:val="1F2D3D"/>
+                <w:sz w:val="32"/>
+                <w:szCs w:val="32"/>
+              </w:rPr>
+              <w:t xml:space="preserve">หน้าค้นหา IOC แสดงผลการค้นหาในรูปแบบตารางเคส</w:t>
+            </w:r>
+          </w:p>
+          <w:p>
+            <w:pPr>
+              <w:jc w:val="center"/>
+            </w:pPr>
+            <w:r>
+              <w:rPr>
+                <w:rFonts w:ascii="Consolas" w:cs="Consolas" w:eastAsia="Consolas" w:hAnsi="Consolas"/>
+                <w:color w:val="9AA6B4"/>
+                <w:sz w:val="24"/>
+                <w:szCs w:val="24"/>
+              </w:rPr>
+              <w:t xml:space="preserve">SHOT: ADM-ioc-search</w:t>
+            </w:r>
+          </w:p>
+        </w:tc>
+      </w:tr>
+    </w:tbl>
+    <w:p>
+      <w:pPr>
+        <w:spacing w:after="160" w:before="60"/>
+        <w:jc w:val="center"/>
+      </w:pPr>
+      <w:r>
+        <w:rPr>
+          <w:b/>
+          <w:bCs/>
+          <w:color w:val="245EA8"/>
+          <w:sz w:val="28"/>
+          <w:szCs w:val="28"/>
+        </w:rPr>
+        <w:t xml:space="preserve">รูปที่ 5-2  </w:t>
+      </w:r>
+      <w:r>
+        <w:rPr>
+          <w:i/>
+          <w:iCs/>
+          <w:color w:val="6C7888"/>
+          <w:sz w:val="28"/>
+          <w:szCs w:val="28"/>
+        </w:rPr>
+        <w:t xml:space="preserve">หน้าค้นหา IOC แสดงผลการค้นหาในรูปแบบตารางเคส</w:t>
+      </w:r>
+    </w:p>
+    <w:tbl>
+      <w:tblPr>
+        <w:tblW w:type="dxa" w:w="9600"/>
+        <w:tblBorders>
+          <w:top w:val="single" w:color="FDECEE" w:sz="2"/>
+          <w:left w:val="single" w:color="E63946" w:sz="28"/>
+          <w:bottom w:val="single" w:color="FDECEE" w:sz="2"/>
+          <w:right w:val="single" w:color="FDECEE" w:sz="2"/>
+          <w:insideH w:val="single" w:color="auto" w:sz="4"/>
+          <w:insideV w:val="single" w:color="auto" w:sz="4"/>
+        </w:tblBorders>
+      </w:tblPr>
+      <w:tblGrid>
+        <w:gridCol w:w="9600"/>
+      </w:tblGrid>
+      <w:tr>
+        <w:tc>
+          <w:tcPr>
+            <w:tcW w:type="dxa" w:w="9600"/>
+            <w:shd w:fill="FDECEE" w:color="auto" w:val="clear"/>
+            <w:tcMar>
+              <w:top w:type="dxa" w:w="140"/>
+              <w:left w:type="dxa" w:w="200"/>
+              <w:bottom w:type="dxa" w:w="140"/>
+              <w:right w:type="dxa" w:w="200"/>
+            </w:tcMar>
+          </w:tcPr>
+          <w:p>
+            <w:pPr>
+              <w:spacing w:after="60"/>
+            </w:pPr>
+            <w:r>
+              <w:rPr>
+                <w:b/>
+                <w:bCs/>
+                <w:color w:val="E63946"/>
+                <w:sz w:val="30"/>
+                <w:szCs w:val="30"/>
+              </w:rPr>
+              <w:t xml:space="preserve">ข้อควรระวัง</w:t>
+            </w:r>
+          </w:p>
+          <w:p>
+            <w:pPr>
+              <w:spacing w:after="60"/>
+            </w:pPr>
+            <w:r>
+              <w:rPr>
+                <w:sz w:val="32"/>
+                <w:szCs w:val="32"/>
+              </w:rPr>
+              <w:t xml:space="preserve">ผลการค้นหา </w:t>
+            </w:r>
+            <w:r>
+              <w:rPr>
+                <w:b/>
+                <w:bCs/>
+                <w:sz w:val="32"/>
+                <w:szCs w:val="32"/>
+              </w:rPr>
+              <w:t xml:space="preserve">จำกัดอยู่เฉพาะตั๋วที่มอบหมายให้คุณ</w:t>
+            </w:r>
+            <w:r>
+              <w:rPr>
+                <w:sz w:val="32"/>
+                <w:szCs w:val="32"/>
+              </w:rPr>
+              <w:t xml:space="preserve"> เท่านั้น — หากค้นแล้วไม่พบ ไม่ได้แปลว่าทีม SOC ไม่เคยเจอค่านั้น อาจอยู่ในเคสของผู้ดูแลระบบรายอื่น ให้สอบถามทีม SOC เพิ่มเติม</w:t>
+            </w:r>
+          </w:p>
+          <w:p>
+            <w:pPr>
+              <w:spacing w:after="0"/>
+            </w:pPr>
+            <w:r>
+              <w:rPr>
+                <w:sz w:val="32"/>
+                <w:szCs w:val="32"/>
+              </w:rPr>
+              <w:t xml:space="preserve">การ์ด “บันทึกการคัดกรอง” ที่ปรากฏในคู่มือของทีม SOC เป็นของทีม SOC เท่านั้น คุณจะไม่เห็นการ์ดนั้น</w:t>
+            </w:r>
+          </w:p>
+        </w:tc>
+      </w:tr>
+    </w:tbl>
     <w:p>
       <w:pPr>
         <w:pStyle w:val="Heading1"/>

--- a/docs/user-guides/manuals/user-manual-system-admin.th.docx
+++ b/docs/user-guides/manuals/user-manual-system-admin.th.docx
@@ -181,7 +181,7 @@
           <w:sz w:val="28"/>
           <w:szCs w:val="28"/>
         </w:rPr>
-        <w:t xml:space="preserve">เวอร์ชันระบบ v1.7.1</w:t>
+        <w:t xml:space="preserve">เวอร์ชันระบบ v1.7.6</w:t>
       </w:r>
       <w:r>
         <w:rPr>
@@ -197,7 +197,7 @@
           <w:sz w:val="28"/>
           <w:szCs w:val="28"/>
         </w:rPr>
-        <w:t xml:space="preserve">ปรับปรุงล่าสุด 18 กันยายน 2026</w:t>
+        <w:t xml:space="preserve">ปรับปรุงล่าสุด 24 กันยายน 2026</w:t>
       </w:r>
     </w:p>
     <w:p>
@@ -211,7 +211,7 @@
           <w:sz w:val="28"/>
           <w:szCs w:val="28"/>
         </w:rPr>
-        <w:t xml:space="preserve">คู่มือฉบับที่ 1.3</w:t>
+        <w:t xml:space="preserve">คู่มือฉบับที่ 1.4</w:t>
       </w:r>
     </w:p>
     <w:p>

--- a/docs/user-guides/manuals/user-manual-system-admin.th.docx
+++ b/docs/user-guides/manuals/user-manual-system-admin.th.docx
@@ -181,7 +181,7 @@
           <w:sz w:val="28"/>
           <w:szCs w:val="28"/>
         </w:rPr>
-        <w:t xml:space="preserve">เวอร์ชันระบบ v1.7.6</w:t>
+        <w:t xml:space="preserve">เวอร์ชันระบบ v1.7.8</w:t>
       </w:r>
       <w:r>
         <w:rPr>
@@ -197,7 +197,7 @@
           <w:sz w:val="28"/>
           <w:szCs w:val="28"/>
         </w:rPr>
-        <w:t xml:space="preserve">ปรับปรุงล่าสุด 24 กันยายน 2026</w:t>
+        <w:t xml:space="preserve">ปรับปรุงล่าสุด 25 กันยายน 2026</w:t>
       </w:r>
     </w:p>
     <w:p>
@@ -211,7 +211,7 @@
           <w:sz w:val="28"/>
           <w:szCs w:val="28"/>
         </w:rPr>
-        <w:t xml:space="preserve">คู่มือฉบับที่ 1.4</w:t>
+        <w:t xml:space="preserve">คู่มือฉบับที่ 1.5</w:t>
       </w:r>
     </w:p>
     <w:p>
@@ -1568,6 +1568,675 @@
     </w:p>
     <w:p>
       <w:pPr>
+        <w:pStyle w:val="Heading2"/>
+      </w:pPr>
+      <w:r>
+        <w:t xml:space="preserve">4.1 ค้นหา กรอง และเรียงลำดับรายการ (ปรับปรุง v1.7.8)</w:t>
+      </w:r>
+    </w:p>
+    <w:p>
+      <w:pPr>
+        <w:spacing w:after="120"/>
+      </w:pPr>
+      <w:r>
+        <w:rPr>
+          <w:sz w:val="32"/>
+          <w:szCs w:val="32"/>
+        </w:rPr>
+        <w:t xml:space="preserve">ทั้งสามหน้าแสดงเฉพาะตั๋วที่มอบหมายให้คุณ แถบค้นหาและตัวกรองจึงกรองจากชุดนั้นเท่านั้น</w:t>
+      </w:r>
+    </w:p>
+    <w:p>
+      <w:pPr>
+        <w:spacing w:after="120"/>
+      </w:pPr>
+      <w:r>
+        <w:rPr>
+          <w:sz w:val="32"/>
+          <w:szCs w:val="32"/>
+        </w:rPr>
+        <w:t xml:space="preserve">ทุกหน้าที่เป็นรายการใช้แถบค้นหาและการเรียงลำดับแบบเดียวกัน:</w:t>
+      </w:r>
+    </w:p>
+    <w:p>
+      <w:pPr>
+        <w:pStyle w:val="ListParagraph"/>
+        <w:numPr>
+          <w:ilvl w:val="0"/>
+          <w:numId w:val="2"/>
+        </w:numPr>
+        <w:spacing w:after="60"/>
+      </w:pPr>
+      <w:r>
+        <w:rPr>
+          <w:b/>
+          <w:bCs/>
+          <w:sz w:val="32"/>
+          <w:szCs w:val="32"/>
+        </w:rPr>
+        <w:t xml:space="preserve">ค้นหา: </w:t>
+      </w:r>
+      <w:r>
+        <w:rPr>
+          <w:sz w:val="32"/>
+          <w:szCs w:val="32"/>
+        </w:rPr>
+        <w:t xml:space="preserve">พิมพ์คำค้นแล้วกด Enter หรือกดปุ่มแว่นขยาย โดยทั่วไปค้นได้จากเลข Ticket ชื่อเรื่อง ระบบ/บริการ IP และรายละเอียด</w:t>
+      </w:r>
+    </w:p>
+    <w:p>
+      <w:pPr>
+        <w:pStyle w:val="ListParagraph"/>
+        <w:numPr>
+          <w:ilvl w:val="0"/>
+          <w:numId w:val="2"/>
+        </w:numPr>
+        <w:spacing w:after="60"/>
+      </w:pPr>
+      <w:r>
+        <w:rPr>
+          <w:b/>
+          <w:bCs/>
+          <w:sz w:val="32"/>
+          <w:szCs w:val="32"/>
+        </w:rPr>
+        <w:t xml:space="preserve">ตัวเลือกกรอง </w:t>
+      </w:r>
+      <w:r>
+        <w:rPr>
+          <w:sz w:val="32"/>
+          <w:szCs w:val="32"/>
+        </w:rPr>
+        <w:t xml:space="preserve">เช่น ความรุนแรง หรือสถานะ มีผลทันทีที่เลือก </w:t>
+      </w:r>
+      <w:r>
+        <w:rPr>
+          <w:b/>
+          <w:bCs/>
+          <w:sz w:val="32"/>
+          <w:szCs w:val="32"/>
+        </w:rPr>
+        <w:t xml:space="preserve">ไม่มีปุ่ม “กรอง” แล้ว</w:t>
+      </w:r>
+    </w:p>
+    <w:p>
+      <w:pPr>
+        <w:pStyle w:val="ListParagraph"/>
+        <w:numPr>
+          <w:ilvl w:val="0"/>
+          <w:numId w:val="2"/>
+        </w:numPr>
+        <w:spacing w:after="60"/>
+      </w:pPr>
+      <w:r>
+        <w:rPr>
+          <w:b/>
+          <w:bCs/>
+          <w:sz w:val="32"/>
+          <w:szCs w:val="32"/>
+        </w:rPr>
+        <w:t xml:space="preserve">ป้ายตัวกรอง: </w:t>
+      </w:r>
+      <w:r>
+        <w:rPr>
+          <w:sz w:val="32"/>
+          <w:szCs w:val="32"/>
+        </w:rPr>
+        <w:t xml:space="preserve">ทุกเงื่อนไขที่ใช้อยู่แสดงเป็นป้ายใต้แถบ กด × บนป้ายเพื่อเอาเงื่อนไขนั้นออก หรือกด </w:t>
+      </w:r>
+      <w:r>
+        <w:rPr>
+          <w:b/>
+          <w:bCs/>
+          <w:color w:val="1F2D3D"/>
+          <w:sz w:val="32"/>
+          <w:szCs w:val="32"/>
+        </w:rPr>
+        <w:t xml:space="preserve">ล้างทั้งหมด</w:t>
+      </w:r>
+      <w:r>
+        <w:rPr>
+          <w:sz w:val="32"/>
+          <w:szCs w:val="32"/>
+        </w:rPr>
+        <w:t xml:space="preserve"> ช่องที่กำลังกรองอยู่จะมีกรอบสีน้ำเงิน — ถ้ารายการดูสั้นผิดปกติ ให้ดูป้ายก่อน</w:t>
+      </w:r>
+    </w:p>
+    <w:p>
+      <w:pPr>
+        <w:pStyle w:val="ListParagraph"/>
+        <w:numPr>
+          <w:ilvl w:val="0"/>
+          <w:numId w:val="2"/>
+        </w:numPr>
+        <w:spacing w:after="60"/>
+      </w:pPr>
+      <w:r>
+        <w:rPr>
+          <w:b/>
+          <w:bCs/>
+          <w:sz w:val="32"/>
+          <w:szCs w:val="32"/>
+        </w:rPr>
+        <w:t xml:space="preserve">ตัวกรองเพิ่มเติม: </w:t>
+      </w:r>
+      <w:r>
+        <w:rPr>
+          <w:sz w:val="32"/>
+          <w:szCs w:val="32"/>
+        </w:rPr>
+        <w:t xml:space="preserve">ในบางหน้า ตัวกรองที่ใช้ไม่บ่อยซ่อนอยู่ใต้ปุ่ม </w:t>
+      </w:r>
+      <w:r>
+        <w:rPr>
+          <w:b/>
+          <w:bCs/>
+          <w:color w:val="1F2D3D"/>
+          <w:sz w:val="32"/>
+          <w:szCs w:val="32"/>
+        </w:rPr>
+        <w:t xml:space="preserve">ตัวกรองเพิ่มเติม</w:t>
+      </w:r>
+      <w:r>
+        <w:rPr>
+          <w:sz w:val="32"/>
+          <w:szCs w:val="32"/>
+        </w:rPr>
+        <w:t xml:space="preserve"> ตัวเลขบนปุ่มบอกว่าตั้งไว้กี่รายการ และส่วนนี้จะเปิดค้างไว้เองเมื่อมีรายการที่ตั้งอยู่</w:t>
+      </w:r>
+    </w:p>
+    <w:p>
+      <w:pPr>
+        <w:pStyle w:val="ListParagraph"/>
+        <w:numPr>
+          <w:ilvl w:val="0"/>
+          <w:numId w:val="2"/>
+        </w:numPr>
+        <w:spacing w:after="60"/>
+      </w:pPr>
+      <w:r>
+        <w:rPr>
+          <w:b/>
+          <w:bCs/>
+          <w:sz w:val="32"/>
+          <w:szCs w:val="32"/>
+        </w:rPr>
+        <w:t xml:space="preserve">แถบผลลัพธ์ </w:t>
+      </w:r>
+      <w:r>
+        <w:rPr>
+          <w:sz w:val="32"/>
+          <w:szCs w:val="32"/>
+        </w:rPr>
+        <w:t xml:space="preserve">เหนือตารางบอกจำนวนที่พบ เช่น “13 เคส จาก 89 ที่เปิดอยู่” และมีตัวเลือก </w:t>
+      </w:r>
+      <w:r>
+        <w:rPr>
+          <w:b/>
+          <w:bCs/>
+          <w:color w:val="1F2D3D"/>
+          <w:sz w:val="32"/>
+          <w:szCs w:val="32"/>
+        </w:rPr>
+        <w:t xml:space="preserve">เรียงตาม</w:t>
+      </w:r>
+      <w:r>
+        <w:rPr>
+          <w:sz w:val="32"/>
+          <w:szCs w:val="32"/>
+        </w:rPr>
+        <w:t xml:space="preserve"> แบบสำเร็จรูป</w:t>
+      </w:r>
+    </w:p>
+    <w:p>
+      <w:pPr>
+        <w:pStyle w:val="ListParagraph"/>
+        <w:numPr>
+          <w:ilvl w:val="0"/>
+          <w:numId w:val="2"/>
+        </w:numPr>
+        <w:spacing w:after="60"/>
+      </w:pPr>
+      <w:r>
+        <w:rPr>
+          <w:b/>
+          <w:bCs/>
+          <w:sz w:val="32"/>
+          <w:szCs w:val="32"/>
+        </w:rPr>
+        <w:t xml:space="preserve">กดหัวคอลัมน์ </w:t>
+      </w:r>
+      <w:r>
+        <w:rPr>
+          <w:sz w:val="32"/>
+          <w:szCs w:val="32"/>
+        </w:rPr>
+        <w:t xml:space="preserve">เพื่อเรียงทั้งรายการ ไม่ใช่เฉพาะหน้าที่เห็นอยู่ กดครั้งแรกจะเรียงแบบที่ใช้บ่อยที่สุด — ใหม่สุดก่อน, Critical ก่อน, OLA ใกล้ครบกำหนดก่อน, ชื่อตามตัวอักษร, สถานะตามลำดับขั้นตอนงาน — กดซ้ำเพื่อกลับด้าน ลูกศร ▲ ▼ ชี้คอลัมน์ที่ใช้เรียงอยู่ แถวที่ไม่มีค่าอยู่ท้ายเสมอ และช่อง เรียงตาม จะขึ้นว่า </w:t>
+      </w:r>
+      <w:r>
+        <w:rPr>
+          <w:b/>
+          <w:bCs/>
+          <w:color w:val="1F2D3D"/>
+          <w:sz w:val="32"/>
+          <w:szCs w:val="32"/>
+        </w:rPr>
+        <w:t xml:space="preserve">ตามคอลัมน์ในตาราง</w:t>
+      </w:r>
+      <w:r>
+        <w:rPr>
+          <w:sz w:val="32"/>
+          <w:szCs w:val="32"/>
+        </w:rPr>
+        <w:t xml:space="preserve"> คอลัมน์ข้อความยาว เช่น รายละเอียด เรียงไม่ได้</w:t>
+      </w:r>
+    </w:p>
+    <w:p>
+      <w:pPr>
+        <w:pStyle w:val="ListParagraph"/>
+        <w:numPr>
+          <w:ilvl w:val="0"/>
+          <w:numId w:val="2"/>
+        </w:numPr>
+        <w:spacing w:after="60"/>
+      </w:pPr>
+      <w:r>
+        <w:rPr>
+          <w:b/>
+          <w:bCs/>
+          <w:sz w:val="32"/>
+          <w:szCs w:val="32"/>
+        </w:rPr>
+        <w:t xml:space="preserve">ลิงก์ </w:t>
+      </w:r>
+      <w:r>
+        <w:rPr>
+          <w:sz w:val="32"/>
+          <w:szCs w:val="32"/>
+        </w:rPr>
+        <w:t xml:space="preserve">ของป้าย หน้าถัดไป และหัวคอลัมน์ คงเงื่อนไขทั้งหมดไว้ คัดลอกที่อยู่ในเบราว์เซอร์ส่งให้เพื่อนร่วมทีมเพื่อเปิดมุมมองเดียวกันได้</w:t>
+      </w:r>
+    </w:p>
+    <w:p>
+      <w:pPr>
+        <w:spacing w:after="80"/>
+      </w:pPr>
+    </w:p>
+    <w:tbl>
+      <w:tblPr>
+        <w:tblW w:type="dxa" w:w="9600"/>
+        <w:tblBorders>
+          <w:top w:val="single" w:color="E1E6ED" w:sz="2"/>
+          <w:left w:val="single" w:color="E1E6ED" w:sz="2"/>
+          <w:bottom w:val="single" w:color="E1E6ED" w:sz="2"/>
+          <w:right w:val="single" w:color="E1E6ED" w:sz="2"/>
+          <w:insideH w:val="single" w:color="E1E6ED" w:sz="2"/>
+          <w:insideV w:val="single" w:color="E1E6ED" w:sz="2"/>
+        </w:tblBorders>
+      </w:tblPr>
+      <w:tblGrid>
+        <w:gridCol w:w="3000"/>
+        <w:gridCol w:w="6600"/>
+      </w:tblGrid>
+      <w:tr>
+        <w:trPr>
+          <w:cantSplit/>
+          <w:tblHeader/>
+        </w:trPr>
+        <w:tc>
+          <w:tcPr>
+            <w:tcW w:type="dxa" w:w="3000"/>
+            <w:shd w:fill="1A1A2E" w:color="auto" w:val="clear"/>
+            <w:tcMar>
+              <w:top w:type="dxa" w:w="80"/>
+              <w:left w:type="dxa" w:w="120"/>
+              <w:bottom w:type="dxa" w:w="80"/>
+              <w:right w:type="dxa" w:w="120"/>
+            </w:tcMar>
+          </w:tcPr>
+          <w:p>
+            <w:r>
+              <w:rPr>
+                <w:b/>
+                <w:bCs/>
+                <w:color w:val="FFFFFF"/>
+                <w:sz w:val="28"/>
+                <w:szCs w:val="28"/>
+              </w:rPr>
+              <w:t xml:space="preserve">หน้า</w:t>
+            </w:r>
+          </w:p>
+        </w:tc>
+        <w:tc>
+          <w:tcPr>
+            <w:tcW w:type="dxa" w:w="6600"/>
+            <w:shd w:fill="1A1A2E" w:color="auto" w:val="clear"/>
+            <w:tcMar>
+              <w:top w:type="dxa" w:w="80"/>
+              <w:left w:type="dxa" w:w="120"/>
+              <w:bottom w:type="dxa" w:w="80"/>
+              <w:right w:type="dxa" w:w="120"/>
+            </w:tcMar>
+          </w:tcPr>
+          <w:p>
+            <w:r>
+              <w:rPr>
+                <w:b/>
+                <w:bCs/>
+                <w:color w:val="FFFFFF"/>
+                <w:sz w:val="28"/>
+                <w:szCs w:val="28"/>
+              </w:rPr>
+              <w:t xml:space="preserve">ตัวกรองบนแถบ และข้อสังเกต</w:t>
+            </w:r>
+          </w:p>
+        </w:tc>
+      </w:tr>
+      <w:tr>
+        <w:trPr>
+          <w:cantSplit/>
+        </w:trPr>
+        <w:tc>
+          <w:tcPr>
+            <w:tcW w:type="dxa" w:w="3000"/>
+            <w:shd w:fill="FFFFFF" w:color="auto" w:val="clear"/>
+            <w:tcMar>
+              <w:top w:type="dxa" w:w="70"/>
+              <w:left w:type="dxa" w:w="120"/>
+              <w:bottom w:type="dxa" w:w="70"/>
+              <w:right w:type="dxa" w:w="120"/>
+            </w:tcMar>
+          </w:tcPr>
+          <w:p>
+            <w:pPr>
+              <w:spacing w:after="0"/>
+            </w:pPr>
+            <w:r>
+              <w:rPr>
+                <w:b/>
+                <w:bCs/>
+                <w:color w:val="245EA8"/>
+                <w:sz w:val="32"/>
+                <w:szCs w:val="32"/>
+              </w:rPr>
+              <w:t xml:space="preserve">เคสที่กำลังดำเนินการอยู่</w:t>
+            </w:r>
+          </w:p>
+        </w:tc>
+        <w:tc>
+          <w:tcPr>
+            <w:tcW w:type="dxa" w:w="6600"/>
+            <w:shd w:fill="FFFFFF" w:color="auto" w:val="clear"/>
+            <w:tcMar>
+              <w:top w:type="dxa" w:w="70"/>
+              <w:left w:type="dxa" w:w="120"/>
+              <w:bottom w:type="dxa" w:w="70"/>
+              <w:right w:type="dxa" w:w="120"/>
+            </w:tcMar>
+          </w:tcPr>
+          <w:p>
+            <w:pPr>
+              <w:spacing w:after="0"/>
+            </w:pPr>
+            <w:r>
+              <w:rPr>
+                <w:sz w:val="32"/>
+                <w:szCs w:val="32"/>
+              </w:rPr>
+              <w:t xml:space="preserve">ค้นหา สถานะ ความรุนแรง และ วันที่แจ้ง — ใต้ </w:t>
+            </w:r>
+            <w:r>
+              <w:rPr>
+                <w:b/>
+                <w:bCs/>
+                <w:color w:val="1F2D3D"/>
+                <w:sz w:val="32"/>
+                <w:szCs w:val="32"/>
+              </w:rPr>
+              <w:t xml:space="preserve">ตัวกรองเพิ่มเติม</w:t>
+            </w:r>
+            <w:r>
+              <w:rPr>
+                <w:sz w:val="28"/>
+                <w:szCs w:val="28"/>
+              </w:rPr>
+              <w:t xml:space="preserve"> มี ประเภท ความฉุกเฉิน และ OLA หากไม่เลือกช่วงวันที่จะแสดงเคสเปิดทั้งหมด ช่องวันที่แจ้งมีทางลัด วันนี้ / 7 วัน / 30 วัน / เดือนนี้ หรือกำหนดวันเอง</w:t>
+            </w:r>
+          </w:p>
+        </w:tc>
+      </w:tr>
+      <w:tr>
+        <w:trPr>
+          <w:cantSplit/>
+        </w:trPr>
+        <w:tc>
+          <w:tcPr>
+            <w:tcW w:type="dxa" w:w="3000"/>
+            <w:shd w:fill="F7F8FA" w:color="auto" w:val="clear"/>
+            <w:tcMar>
+              <w:top w:type="dxa" w:w="70"/>
+              <w:left w:type="dxa" w:w="120"/>
+              <w:bottom w:type="dxa" w:w="70"/>
+              <w:right w:type="dxa" w:w="120"/>
+            </w:tcMar>
+          </w:tcPr>
+          <w:p>
+            <w:pPr>
+              <w:spacing w:after="0"/>
+            </w:pPr>
+            <w:r>
+              <w:rPr>
+                <w:b/>
+                <w:bCs/>
+                <w:color w:val="245EA8"/>
+                <w:sz w:val="32"/>
+                <w:szCs w:val="32"/>
+              </w:rPr>
+              <w:t xml:space="preserve">ประวัติเคสที่ปิดไปแล้ว</w:t>
+            </w:r>
+          </w:p>
+        </w:tc>
+        <w:tc>
+          <w:tcPr>
+            <w:tcW w:type="dxa" w:w="6600"/>
+            <w:shd w:fill="F7F8FA" w:color="auto" w:val="clear"/>
+            <w:tcMar>
+              <w:top w:type="dxa" w:w="70"/>
+              <w:left w:type="dxa" w:w="120"/>
+              <w:bottom w:type="dxa" w:w="70"/>
+              <w:right w:type="dxa" w:w="120"/>
+            </w:tcMar>
+          </w:tcPr>
+          <w:p>
+            <w:pPr>
+              <w:spacing w:after="0"/>
+            </w:pPr>
+            <w:r>
+              <w:rPr>
+                <w:sz w:val="28"/>
+                <w:szCs w:val="28"/>
+              </w:rPr>
+              <w:t xml:space="preserve">ป้ายผลลัพธ์ ทั้งหมด / อนุมัติแล้ว / Event / ยกเลิกแล้ว พร้อมจำนวน, ค้นหา ความรุนแรง ผู้อนุมัติ/ปิดเคส และ วันที่แจ้ง — ใต้ </w:t>
+            </w:r>
+            <w:r>
+              <w:rPr>
+                <w:b/>
+                <w:bCs/>
+                <w:color w:val="1F2D3D"/>
+                <w:sz w:val="32"/>
+                <w:szCs w:val="32"/>
+              </w:rPr>
+              <w:t xml:space="preserve">ตัวกรองเพิ่มเติม</w:t>
+            </w:r>
+            <w:r>
+              <w:rPr>
+                <w:sz w:val="28"/>
+                <w:szCs w:val="28"/>
+              </w:rPr>
+              <w:t xml:space="preserve"> มี ประเภท และ ความฉุกเฉิน ค่าเริ่มต้นแสดงเคสที่แจ้งในเดือนนี้ (ป้ายสีเทา) เลือก ทุกช่วงเวลา เพื่อดูทั้งหมด และเรียงปิดล่าสุดก่อน</w:t>
+            </w:r>
+          </w:p>
+        </w:tc>
+      </w:tr>
+      <w:tr>
+        <w:trPr>
+          <w:cantSplit/>
+        </w:trPr>
+        <w:tc>
+          <w:tcPr>
+            <w:tcW w:type="dxa" w:w="3000"/>
+            <w:shd w:fill="FFFFFF" w:color="auto" w:val="clear"/>
+            <w:tcMar>
+              <w:top w:type="dxa" w:w="70"/>
+              <w:left w:type="dxa" w:w="120"/>
+              <w:bottom w:type="dxa" w:w="70"/>
+              <w:right w:type="dxa" w:w="120"/>
+            </w:tcMar>
+          </w:tcPr>
+          <w:p>
+            <w:pPr>
+              <w:spacing w:after="0"/>
+            </w:pPr>
+            <w:r>
+              <w:rPr>
+                <w:b/>
+                <w:bCs/>
+                <w:color w:val="245EA8"/>
+                <w:sz w:val="32"/>
+                <w:szCs w:val="32"/>
+              </w:rPr>
+              <w:t xml:space="preserve">ค้นหา IOC</w:t>
+            </w:r>
+          </w:p>
+        </w:tc>
+        <w:tc>
+          <w:tcPr>
+            <w:tcW w:type="dxa" w:w="6600"/>
+            <w:shd w:fill="FFFFFF" w:color="auto" w:val="clear"/>
+            <w:tcMar>
+              <w:top w:type="dxa" w:w="70"/>
+              <w:left w:type="dxa" w:w="120"/>
+              <w:bottom w:type="dxa" w:w="70"/>
+              <w:right w:type="dxa" w:w="120"/>
+            </w:tcMar>
+          </w:tcPr>
+          <w:p>
+            <w:pPr>
+              <w:spacing w:after="0"/>
+            </w:pPr>
+            <w:r>
+              <w:rPr>
+                <w:sz w:val="28"/>
+                <w:szCs w:val="28"/>
+              </w:rPr>
+              <w:t xml:space="preserve">การ์ดเคสและการ์ดบันทึกการคัดกรองเรียงตามหัวคอลัมน์ได้แยกกัน เรียงการ์ดหนึ่งไม่ทำให้อีกการ์ดกลับไปหน้าแรก</w:t>
+            </w:r>
+          </w:p>
+        </w:tc>
+      </w:tr>
+    </w:tbl>
+    <w:p>
+      <w:pPr>
+        <w:spacing w:after="140"/>
+      </w:pPr>
+    </w:p>
+    <w:tbl>
+      <w:tblPr>
+        <w:tblW w:type="dxa" w:w="9600"/>
+        <w:tblBorders>
+          <w:top w:val="single" w:color="F1F3F6" w:sz="2"/>
+          <w:left w:val="single" w:color="6C7888" w:sz="28"/>
+          <w:bottom w:val="single" w:color="F1F3F6" w:sz="2"/>
+          <w:right w:val="single" w:color="F1F3F6" w:sz="2"/>
+          <w:insideH w:val="single" w:color="auto" w:sz="4"/>
+          <w:insideV w:val="single" w:color="auto" w:sz="4"/>
+        </w:tblBorders>
+      </w:tblPr>
+      <w:tblGrid>
+        <w:gridCol w:w="9600"/>
+      </w:tblGrid>
+      <w:tr>
+        <w:tc>
+          <w:tcPr>
+            <w:tcW w:type="dxa" w:w="9600"/>
+            <w:shd w:fill="F1F3F6" w:color="auto" w:val="clear"/>
+            <w:tcMar>
+              <w:top w:type="dxa" w:w="140"/>
+              <w:left w:type="dxa" w:w="200"/>
+              <w:bottom w:type="dxa" w:w="140"/>
+              <w:right w:type="dxa" w:w="200"/>
+            </w:tcMar>
+          </w:tcPr>
+          <w:p>
+            <w:pPr>
+              <w:spacing w:after="60"/>
+            </w:pPr>
+            <w:r>
+              <w:rPr>
+                <w:b/>
+                <w:bCs/>
+                <w:color w:val="6C7888"/>
+                <w:sz w:val="30"/>
+                <w:szCs w:val="30"/>
+              </w:rPr>
+              <w:t xml:space="preserve">สิ่งที่ต้องจำ</w:t>
+            </w:r>
+          </w:p>
+          <w:p>
+            <w:pPr>
+              <w:spacing w:after="0"/>
+            </w:pPr>
+            <w:r>
+              <w:rPr>
+                <w:sz w:val="32"/>
+                <w:szCs w:val="32"/>
+              </w:rPr>
+              <w:t xml:space="preserve">ช่วงวันที่ในหน้า </w:t>
+            </w:r>
+            <w:r>
+              <w:rPr>
+                <w:b/>
+                <w:bCs/>
+                <w:color w:val="245EA8"/>
+                <w:sz w:val="32"/>
+                <w:szCs w:val="32"/>
+              </w:rPr>
+              <w:t xml:space="preserve">ประวัติเคสที่ปิดไปแล้ว</w:t>
+            </w:r>
+            <w:r>
+              <w:rPr>
+                <w:sz w:val="32"/>
+                <w:szCs w:val="32"/>
+              </w:rPr>
+              <w:t xml:space="preserve"> นับจาก </w:t>
+            </w:r>
+            <w:r>
+              <w:rPr>
+                <w:b/>
+                <w:bCs/>
+                <w:sz w:val="32"/>
+                <w:szCs w:val="32"/>
+              </w:rPr>
+              <w:t xml:space="preserve">วันที่แจ้ง</w:t>
+            </w:r>
+            <w:r>
+              <w:rPr>
+                <w:sz w:val="32"/>
+                <w:szCs w:val="32"/>
+              </w:rPr>
+              <w:t xml:space="preserve"> ไม่ใช่วันที่ปิด — เคสที่เปิดเดือนก่อนแต่ปิดเดือนนี้จะไม่อยู่ในมุมมองเริ่มต้น ให้เลือก ทุกช่วงเวลา หรือขยายช่วงวันที่ คอลัมน์ วันที่ปิด ในตารางบอกวันที่ปิดจริง และคอลัมน์ ผู้อนุมัติ/ปิดเคส แสดงชื่อผู้ปิดของเคส Event และเคสที่ยกเลิกด้วย</w:t>
+            </w:r>
+          </w:p>
+        </w:tc>
+      </w:tr>
+    </w:tbl>
+    <w:p>
+      <w:pPr>
+        <w:spacing w:after="80"/>
+      </w:pPr>
+    </w:p>
+    <w:p>
+      <w:pPr>
         <w:pStyle w:val="Heading1"/>
       </w:pPr>
       <w:r>
@@ -2353,24 +3022,7 @@
           <w:sz w:val="32"/>
           <w:szCs w:val="32"/>
         </w:rPr>
-        <w:t xml:space="preserve">พิมพ์ค่าที่ต้องการลงช่องค้นหาแล้วกด </w:t>
-      </w:r>
-      <w:r>
-        <w:rPr>
-          <w:b/>
-          <w:bCs/>
-          <w:color w:val="1F2D3D"/>
-          <w:sz w:val="32"/>
-          <w:szCs w:val="32"/>
-        </w:rPr>
-        <w:t xml:space="preserve">ค้นหา</w:t>
-      </w:r>
-      <w:r>
-        <w:rPr>
-          <w:sz w:val="32"/>
-          <w:szCs w:val="32"/>
-        </w:rPr>
-        <w:t xml:space="preserve"> ระบบค้นจากเลข Ticket ชื่อระบบ IP ต้นทาง/ปลายทาง รายละเอียดเหตุการณ์ และค่าตัวบ่งชี้ที่ทีม SOC กรอกไว้</w:t>
+        <w:t xml:space="preserve">พิมพ์ค่าที่ต้องการลงช่องค้นหาแล้วกด Enter หรือปุ่มแว่นขยาย ระบบค้นจากเลข Ticket ชื่อระบบ IP ต้นทาง/ปลายทาง รายละเอียดเหตุการณ์ และค่าตัวบ่งชี้ที่ทีม SOC กรอกไว้ กดหัวคอลัมน์ของตารางผลลัพธ์เพื่อเรียงได้ (ปรับปรุง v1.7.8)</w:t>
       </w:r>
     </w:p>
     <w:tbl>
@@ -3090,6 +3742,26 @@
           <w:szCs w:val="32"/>
         </w:rPr>
         <w:t xml:space="preserve">การตรวจรับและปิดงานเป็นหน้าที่ของ Tier 2 ไม่ใช่ผู้ดูแลระบบ หลังส่งรายงาน ตั๋วจะรอ Tier 2 ตรวจรับ</w:t>
+      </w:r>
+    </w:p>
+    <w:p>
+      <w:pPr>
+        <w:pStyle w:val="Heading3"/>
+      </w:pPr>
+      <w:r>
+        <w:t xml:space="preserve">ทำไมเคสที่ปิดเดือนนี้ไม่อยู่ใน “ประวัติเคสที่ปิดไปแล้ว”?</w:t>
+      </w:r>
+    </w:p>
+    <w:p>
+      <w:pPr>
+        <w:spacing w:after="120"/>
+      </w:pPr>
+      <w:r>
+        <w:rPr>
+          <w:sz w:val="32"/>
+          <w:szCs w:val="32"/>
+        </w:rPr>
+        <w:t xml:space="preserve">ช่วงวันที่ของหน้านั้นนับจากวันที่แจ้ง ไม่ใช่วันที่ปิด และค่าเริ่มต้นคือเคสที่แจ้งในเดือนนี้ — เลือก “ทุกช่วงเวลา” ในช่องวันที่แจ้ง หรือขยายช่วงวันที่ (ดู 4.1)</w:t>
       </w:r>
     </w:p>
     <w:p>

--- a/docs/user-guides/manuals/user-manual-system-admin.th.docx
+++ b/docs/user-guides/manuals/user-manual-system-admin.th.docx
@@ -211,7 +211,7 @@
           <w:sz w:val="28"/>
           <w:szCs w:val="28"/>
         </w:rPr>
-        <w:t xml:space="preserve">คู่มือฉบับที่ 1.5</w:t>
+        <w:t xml:space="preserve">คู่มือฉบับที่ 1.6</w:t>
       </w:r>
     </w:p>
     <w:p>
@@ -2924,7 +2924,7 @@
           <w:sz w:val="32"/>
           <w:szCs w:val="32"/>
         </w:rPr>
-        <w:t xml:space="preserve">หากคุณพบว่าตั๋วที่ถือครองอยู่เป็น </w:t>
+        <w:t xml:space="preserve">หากคุณพบว่าตั๋วที่ถือครองอยู่ (สถานะ รอการจัดการจากผู้ดูแลระบบ) เป็น </w:t>
       </w:r>
       <w:r>
         <w:rPr>
@@ -2940,7 +2940,7 @@
           <w:sz w:val="32"/>
           <w:szCs w:val="32"/>
         </w:rPr>
-        <w:t xml:space="preserve"> คุณสามารถ </w:t>
+        <w:t xml:space="preserve"> ให้เปิดหัวข้อ </w:t>
       </w:r>
       <w:r>
         <w:rPr>
@@ -2950,30 +2950,64 @@
           <w:sz w:val="32"/>
           <w:szCs w:val="32"/>
         </w:rPr>
-        <w:t xml:space="preserve">ยื่นคำขอยกเลิก</w:t>
-      </w:r>
-      <w:r>
-        <w:rPr>
-          <w:sz w:val="32"/>
-          <w:szCs w:val="32"/>
-        </w:rPr>
-        <w:t xml:space="preserve"> ได้จากการ์ดยกเลิกบนหน้ารายละเอียดตั๋ว โดย </w:t>
+        <w:t xml:space="preserve">การยกเลิกรายการ</w:t>
+      </w:r>
+      <w:r>
+        <w:rPr>
+          <w:sz w:val="32"/>
+          <w:szCs w:val="32"/>
+        </w:rPr>
+        <w:t xml:space="preserve"> บนหน้ารายละเอียดตั๋ว เลือกประเภทเหตุผล กรอกรายละเอียด แล้วกด </w:t>
       </w:r>
       <w:r>
         <w:rPr>
           <w:b/>
           <w:bCs/>
-          <w:sz w:val="32"/>
-          <w:szCs w:val="32"/>
-        </w:rPr>
-        <w:t xml:space="preserve">ผู้จัดการ SOC เป็นผู้อนุมัติหรือปฏิเสธ</w:t>
-      </w:r>
-      <w:r>
-        <w:rPr>
-          <w:sz w:val="32"/>
-          <w:szCs w:val="32"/>
-        </w:rPr>
-        <w:t xml:space="preserve"> — คำขอที่ค้างอยู่ไม่หยุดงานหรือนาฬิกา OLA</w:t>
+          <w:color w:val="1F2D3D"/>
+          <w:sz w:val="32"/>
+          <w:szCs w:val="32"/>
+        </w:rPr>
+        <w:t xml:space="preserve">ส่งคำขอยกเลิกให้ผู้จัดการ SOC</w:t>
+      </w:r>
+      <w:r>
+        <w:rPr>
+          <w:sz w:val="32"/>
+          <w:szCs w:val="32"/>
+        </w:rPr>
+        <w:t xml:space="preserve"> — </w:t>
+      </w:r>
+      <w:r>
+        <w:rPr>
+          <w:b/>
+          <w:bCs/>
+          <w:sz w:val="32"/>
+          <w:szCs w:val="32"/>
+        </w:rPr>
+        <w:t xml:space="preserve">ผู้จัดการ SOC เป็นผู้อนุมัติหรือไม่อนุมัติ</w:t>
+      </w:r>
+      <w:r>
+        <w:rPr>
+          <w:sz w:val="32"/>
+          <w:szCs w:val="32"/>
+        </w:rPr>
+        <w:t xml:space="preserve"> คำขอที่ค้างอยู่ไม่หยุดงานหรือนาฬิกา OLA และคุณกด </w:t>
+      </w:r>
+      <w:r>
+        <w:rPr>
+          <w:b/>
+          <w:bCs/>
+          <w:color w:val="1F2D3D"/>
+          <w:sz w:val="32"/>
+          <w:szCs w:val="32"/>
+        </w:rPr>
+        <w:t xml:space="preserve">ถอนคำขอยกเลิก</w:t>
+      </w:r>
+      <w:r>
+        <w:rPr>
+          <w:sz w:val="32"/>
+          <w:szCs w:val="32"/>
+        </w:rPr>
+        <w:t xml:space="preserve"> ได้เอง</w:t>
       </w:r>
     </w:p>
     <w:p>
@@ -3691,6 +3725,121 @@
                 <w:szCs w:val="32"/>
               </w:rPr>
               <w:t xml:space="preserve">(คุณ)</w:t>
+            </w:r>
+          </w:p>
+        </w:tc>
+      </w:tr>
+      <w:tr>
+        <w:trPr>
+          <w:cantSplit/>
+        </w:trPr>
+        <w:tc>
+          <w:tcPr>
+            <w:tcW w:type="dxa" w:w="6000"/>
+            <w:shd w:fill="FFFFFF" w:color="auto" w:val="clear"/>
+            <w:tcMar>
+              <w:top w:type="dxa" w:w="70"/>
+              <w:left w:type="dxa" w:w="120"/>
+              <w:bottom w:type="dxa" w:w="70"/>
+              <w:right w:type="dxa" w:w="120"/>
+            </w:tcMar>
+          </w:tcPr>
+          <w:p>
+            <w:pPr>
+              <w:spacing w:after="0"/>
+            </w:pPr>
+            <w:r>
+              <w:rPr>
+                <w:sz w:val="28"/>
+                <w:szCs w:val="28"/>
+              </w:rPr>
+              <w:t xml:space="preserve">คุณส่งรายงานการควบคุม</w:t>
+            </w:r>
+          </w:p>
+        </w:tc>
+        <w:tc>
+          <w:tcPr>
+            <w:tcW w:type="dxa" w:w="3600"/>
+            <w:shd w:fill="FFFFFF" w:color="auto" w:val="clear"/>
+            <w:tcMar>
+              <w:top w:type="dxa" w:w="70"/>
+              <w:left w:type="dxa" w:w="120"/>
+              <w:bottom w:type="dxa" w:w="70"/>
+              <w:right w:type="dxa" w:w="120"/>
+            </w:tcMar>
+          </w:tcPr>
+          <w:p>
+            <w:pPr>
+              <w:spacing w:after="0"/>
+            </w:pPr>
+            <w:r>
+              <w:rPr>
+                <w:sz w:val="28"/>
+                <w:szCs w:val="28"/>
+              </w:rPr>
+              <w:t xml:space="preserve">Tier 2 ทุกคน (ผู้ตรวจรับ)</w:t>
+            </w:r>
+          </w:p>
+        </w:tc>
+      </w:tr>
+      <w:tr>
+        <w:trPr>
+          <w:cantSplit/>
+        </w:trPr>
+        <w:tc>
+          <w:tcPr>
+            <w:tcW w:type="dxa" w:w="6000"/>
+            <w:shd w:fill="F7F8FA" w:color="auto" w:val="clear"/>
+            <w:tcMar>
+              <w:top w:type="dxa" w:w="70"/>
+              <w:left w:type="dxa" w:w="120"/>
+              <w:bottom w:type="dxa" w:w="70"/>
+              <w:right w:type="dxa" w:w="120"/>
+            </w:tcMar>
+          </w:tcPr>
+          <w:p>
+            <w:pPr>
+              <w:spacing w:after="0"/>
+            </w:pPr>
+            <w:r>
+              <w:rPr>
+                <w:sz w:val="28"/>
+                <w:szCs w:val="28"/>
+              </w:rPr>
+              <w:t xml:space="preserve">ผลการตัดสินคำขอยกเลิกตั๋วที่มอบหมายให้คุณ</w:t>
+            </w:r>
+          </w:p>
+        </w:tc>
+        <w:tc>
+          <w:tcPr>
+            <w:tcW w:type="dxa" w:w="3600"/>
+            <w:shd w:fill="F7F8FA" w:color="auto" w:val="clear"/>
+            <w:tcMar>
+              <w:top w:type="dxa" w:w="70"/>
+              <w:left w:type="dxa" w:w="120"/>
+              <w:bottom w:type="dxa" w:w="70"/>
+              <w:right w:type="dxa" w:w="120"/>
+            </w:tcMar>
+          </w:tcPr>
+          <w:p>
+            <w:pPr>
+              <w:spacing w:after="0"/>
+            </w:pPr>
+            <w:r>
+              <w:rPr>
+                <w:b/>
+                <w:bCs/>
+                <w:sz w:val="32"/>
+                <w:szCs w:val="32"/>
+              </w:rPr>
+              <w:t xml:space="preserve">ผู้ดูแลระบบที่รับผิดชอบ </w:t>
+            </w:r>
+            <w:r>
+              <w:rPr>
+                <w:sz w:val="32"/>
+                <w:szCs w:val="32"/>
+              </w:rPr>
+              <w:t xml:space="preserve">(คุณ) รวมทั้งผู้ยื่นคำขอ ผู้เปิดตั๋ว และเจ้าของระบบ</w:t>
             </w:r>
           </w:p>
         </w:tc>
